--- a/output-format.docx
+++ b/output-format.docx
@@ -3,176 +3,182 @@
 <w:document xmlns:wpc="http://schemas.microsoft.com/office/word/2010/wordprocessingCanvas" xmlns:cx="http://schemas.microsoft.com/office/drawing/2014/chartex" xmlns:cx1="http://schemas.microsoft.com/office/drawing/2015/9/8/chartex" xmlns:cx2="http://schemas.microsoft.com/office/drawing/2015/10/21/chartex" xmlns:cx3="http://schemas.microsoft.com/office/drawing/2016/5/9/chartex" xmlns:cx4="http://schemas.microsoft.com/office/drawing/2016/5/10/chartex" xmlns:cx5="http://schemas.microsoft.com/office/drawing/2016/5/11/chartex" xmlns:cx6="http://schemas.microsoft.com/office/drawing/2016/5/12/chartex" xmlns:cx7="http://schemas.microsoft.com/office/drawing/2016/5/13/chartex" xmlns:cx8="http://schemas.microsoft.com/office/drawing/2016/5/14/chartex" xmlns:mc="http://schemas.openxmlformats.org/markup-compatibility/2006" xmlns:aink="http://schemas.microsoft.com/office/drawing/2016/ink" xmlns:am3d="http://schemas.microsoft.com/office/drawing/2017/model3d" xmlns:o="urn:schemas-microsoft-com:office:office" xmlns:oel="http://schemas.microsoft.com/office/2019/extlst" xmlns:r="http://schemas.openxmlformats.org/officeDocument/2006/relationships" xmlns:m="http://schemas.openxmlformats.org/officeDocument/2006/math" xmlns:v="urn:schemas-microsoft-com:vml" xmlns:wp14="http://schemas.microsoft.com/office/word/2010/wordprocessingDrawing" xmlns:wp="http://schemas.openxmlformats.org/drawingml/2006/wordprocessingDrawing" xmlns:w10="urn:schemas-microsoft-com:office:word" xmlns:w="http://schemas.openxmlformats.org/wordprocessingml/2006/main" xmlns:w14="http://schemas.microsoft.com/office/word/2010/wordml" xmlns:w15="http://schemas.microsoft.com/office/word/2012/wordml" xmlns:w16cex="http://schemas.microsoft.com/office/word/2018/wordml/cex" xmlns:w16cid="http://schemas.microsoft.com/office/word/2016/wordml/cid" xmlns:w16="http://schemas.microsoft.com/office/word/2018/wordml" xmlns:w16du="http://schemas.microsoft.com/office/word/2023/wordml/word16du" xmlns:w16sdtdh="http://schemas.microsoft.com/office/word/2020/wordml/sdtdatahash" xmlns:w16sdtfl="http://schemas.microsoft.com/office/word/2024/wordml/sdtformatlock" xmlns:w16se="http://schemas.microsoft.com/office/word/2015/wordml/symex" xmlns:wpg="http://schemas.microsoft.com/office/word/2010/wordprocessingGroup" xmlns:wpi="http://schemas.microsoft.com/office/word/2010/wordprocessingInk" xmlns:wne="http://schemas.microsoft.com/office/word/2006/wordml" xmlns:wps="http://schemas.microsoft.com/office/word/2010/wordprocessingShape" mc:Ignorable="w14 w15 w16se w16cid w16 w16cex w16sdtdh w16sdtfl w16du wp14">
   <w:body>
     <w:p>
-      <w:r>
+      <w:pPr>
+        <w:rPr>
+          <w:lang w:val="en-US"/>
+        </w:rPr>
+      </w:pPr>
+      <w:r>
+        <w:rPr>
+          <w:lang w:val="en-US"/>
+        </w:rPr>
         <w:t>{</w:t>
       </w:r>
     </w:p>
     <w:p>
-      <w:r>
+      <w:pPr>
+        <w:rPr>
+          <w:lang w:val="en-US"/>
+        </w:rPr>
+      </w:pPr>
+      <w:r>
+        <w:rPr>
+          <w:lang w:val="en-US"/>
+        </w:rPr>
         <w:tab/>
         <w:t>"Group 1": [</w:t>
       </w:r>
     </w:p>
     <w:p>
-      <w:r>
-        <w:tab/>
-      </w:r>
-      <w:r>
-        <w:tab/>
-      </w:r>
-      <w:r>
+      <w:pPr>
+        <w:rPr>
+          <w:lang w:val="en-US"/>
+        </w:rPr>
+      </w:pPr>
+      <w:r>
+        <w:rPr>
+          <w:lang w:val="en-US"/>
+        </w:rPr>
+        <w:tab/>
+      </w:r>
+      <w:r>
+        <w:rPr>
+          <w:lang w:val="en-US"/>
+        </w:rPr>
+        <w:tab/>
+      </w:r>
+      <w:r>
+        <w:rPr>
+          <w:lang w:val="en-US"/>
+        </w:rPr>
         <w:tab/>
         <w:t>{</w:t>
       </w:r>
     </w:p>
     <w:p>
-      <w:r>
-        <w:tab/>
-      </w:r>
-      <w:r>
-        <w:tab/>
-      </w:r>
-      <w:r>
-        <w:tab/>
-      </w:r>
-      <w:r>
-        <w:tab/>
-      </w:r>
-      <w:r>
-        <w:t>"</w:t>
-      </w:r>
-      <w:r>
-        <w:t>Component ID</w:t>
-      </w:r>
-      <w:r>
-        <w:t>"</w:t>
-      </w:r>
-      <w:r>
-        <w:t> : 0,</w:t>
-      </w:r>
-    </w:p>
-    <w:p>
-      <w:r>
-        <w:tab/>
-      </w:r>
-      <w:r>
-        <w:tab/>
-      </w:r>
-      <w:r>
-        <w:tab/>
-      </w:r>
-      <w:r>
-        <w:tab/>
-      </w:r>
-      <w:r>
-        <w:rPr>
-          <w:lang w:val="en-US"/>
-        </w:rPr>
-        <w:t>"</w:t>
-      </w:r>
-      <w:r>
-        <w:rPr>
-          <w:lang w:val="en-US"/>
-        </w:rPr>
-        <w:t>Component name</w:t>
-      </w:r>
-      <w:r>
-        <w:rPr>
-          <w:lang w:val="en-US"/>
-        </w:rPr>
-        <w:t>"</w:t>
-      </w:r>
-      <w:r>
-        <w:rPr>
-          <w:lang w:val="en-US"/>
-        </w:rPr>
-        <w:t xml:space="preserve"> : </w:t>
-      </w:r>
-      <w:r>
-        <w:rPr>
-          <w:lang w:val="en-US"/>
-        </w:rPr>
-        <w:t>"</w:t>
-      </w:r>
-      <w:r>
-        <w:rPr>
-          <w:lang w:val="en-US"/>
-        </w:rPr>
-        <w:t>C</w:t>
-      </w:r>
-      <w:r>
-        <w:rPr>
-          <w:lang w:val="en-US"/>
-        </w:rPr>
-        <w:t>ONNECTEURS</w:t>
-      </w:r>
-      <w:r>
-        <w:t>"</w:t>
-      </w:r>
-      <w:r>
+      <w:pPr>
+        <w:rPr>
+          <w:lang w:val="en-US"/>
+        </w:rPr>
+      </w:pPr>
+      <w:r>
+        <w:rPr>
+          <w:lang w:val="en-US"/>
+        </w:rPr>
+        <w:tab/>
+      </w:r>
+      <w:r>
+        <w:rPr>
+          <w:lang w:val="en-US"/>
+        </w:rPr>
+        <w:tab/>
+      </w:r>
+      <w:r>
+        <w:rPr>
+          <w:lang w:val="en-US"/>
+        </w:rPr>
+        <w:tab/>
+      </w:r>
+      <w:r>
+        <w:rPr>
+          <w:lang w:val="en-US"/>
+        </w:rPr>
+        <w:tab/>
+        <w:t>"Component ID" : 0,</w:t>
+      </w:r>
+    </w:p>
+    <w:p>
+      <w:pPr>
+        <w:rPr>
+          <w:lang w:val="en-US"/>
+        </w:rPr>
+      </w:pPr>
+      <w:r>
+        <w:rPr>
+          <w:lang w:val="en-US"/>
+        </w:rPr>
+        <w:tab/>
+      </w:r>
+      <w:r>
+        <w:rPr>
+          <w:lang w:val="en-US"/>
+        </w:rPr>
+        <w:tab/>
+      </w:r>
+      <w:r>
+        <w:rPr>
+          <w:lang w:val="en-US"/>
+        </w:rPr>
+        <w:tab/>
+      </w:r>
+      <w:r>
+        <w:rPr>
+          <w:lang w:val="en-US"/>
+        </w:rPr>
+        <w:tab/>
+        <w:t>"Replacement time": 137.52</w:t>
+      </w:r>
+      <w:r>
+        <w:rPr>
+          <w:lang w:val="en-US"/>
+        </w:rPr>
         <w:t>,</w:t>
       </w:r>
     </w:p>
     <w:p>
-      <w:r>
-        <w:tab/>
-      </w:r>
-      <w:r>
-        <w:tab/>
-      </w:r>
-      <w:r>
-        <w:tab/>
-      </w:r>
-      <w:r>
-        <w:tab/>
-      </w:r>
-      <w:r>
-        <w:t>"</w:t>
-      </w:r>
-      <w:r>
-        <w:t>Replacement time</w:t>
-      </w:r>
-      <w:r>
-        <w:t>"</w:t>
-      </w:r>
-      <w:r>
-        <w:t>: 137.52</w:t>
-      </w:r>
-    </w:p>
-    <w:p>
-      <w:r>
-        <w:tab/>
-      </w:r>
-      <w:r>
-        <w:tab/>
-      </w:r>
-      <w:r>
-        <w:tab/>
-      </w:r>
-      <w:r>
-        <w:tab/>
-      </w:r>
-      <w:r>
-        <w:t>"</w:t>
-      </w:r>
-      <w:r>
-        <w:t>Duration</w:t>
-      </w:r>
-      <w:r>
-        <w:t>"</w:t>
-      </w:r>
-      <w:r>
-        <w:t>: 1.235</w:t>
-      </w:r>
-    </w:p>
-    <w:p>
-      <w:r>
-        <w:tab/>
-      </w:r>
-      <w:r>
-        <w:tab/>
-      </w:r>
-      <w:r>
+      <w:pPr>
+        <w:rPr>
+          <w:lang w:val="en-US"/>
+        </w:rPr>
+      </w:pPr>
+      <w:r>
+        <w:rPr>
+          <w:lang w:val="en-US"/>
+        </w:rPr>
+        <w:tab/>
+      </w:r>
+      <w:r>
+        <w:rPr>
+          <w:lang w:val="en-US"/>
+        </w:rPr>
+        <w:tab/>
+      </w:r>
+      <w:r>
+        <w:rPr>
+          <w:lang w:val="en-US"/>
+        </w:rPr>
+        <w:tab/>
+      </w:r>
+      <w:r>
+        <w:rPr>
+          <w:lang w:val="en-US"/>
+        </w:rPr>
+        <w:tab/>
+        <w:t>"Duration": 1.235</w:t>
+      </w:r>
+    </w:p>
+    <w:p>
+      <w:pPr>
+        <w:rPr>
+          <w:lang w:val="en-US"/>
+        </w:rPr>
+      </w:pPr>
+      <w:r>
+        <w:rPr>
+          <w:lang w:val="en-US"/>
+        </w:rPr>
+        <w:tab/>
+      </w:r>
+      <w:r>
+        <w:rPr>
+          <w:lang w:val="en-US"/>
+        </w:rPr>
+        <w:tab/>
+      </w:r>
+      <w:r>
+        <w:rPr>
+          <w:lang w:val="en-US"/>
+        </w:rPr>
         <w:tab/>
         <w:t>},</w:t>
       </w:r>
@@ -184,12 +190,21 @@
         </w:rPr>
       </w:pPr>
       <w:r>
-        <w:tab/>
-      </w:r>
-      <w:r>
-        <w:tab/>
-      </w:r>
-      <w:r>
+        <w:rPr>
+          <w:lang w:val="en-US"/>
+        </w:rPr>
+        <w:tab/>
+      </w:r>
+      <w:r>
+        <w:rPr>
+          <w:lang w:val="en-US"/>
+        </w:rPr>
+        <w:tab/>
+      </w:r>
+      <w:r>
+        <w:rPr>
+          <w:lang w:val="en-US"/>
+        </w:rPr>
         <w:tab/>
       </w:r>
       <w:r>
@@ -228,13 +243,39 @@
           <w:lang w:val="en-US"/>
         </w:rPr>
         <w:tab/>
-        <w:t xml:space="preserve">"Component ID": </w:t>
-      </w:r>
-      <w:r>
-        <w:rPr>
-          <w:lang w:val="en-US"/>
-        </w:rPr>
-        <w:t>1</w:t>
+        <w:t>"Component ID": 1,</w:t>
+      </w:r>
+    </w:p>
+    <w:p>
+      <w:pPr>
+        <w:rPr>
+          <w:lang w:val="en-US"/>
+        </w:rPr>
+      </w:pPr>
+      <w:r>
+        <w:rPr>
+          <w:lang w:val="en-US"/>
+        </w:rPr>
+        <w:tab/>
+      </w:r>
+      <w:r>
+        <w:rPr>
+          <w:lang w:val="en-US"/>
+        </w:rPr>
+        <w:tab/>
+      </w:r>
+      <w:r>
+        <w:rPr>
+          <w:lang w:val="en-US"/>
+        </w:rPr>
+        <w:tab/>
+      </w:r>
+      <w:r>
+        <w:rPr>
+          <w:lang w:val="en-US"/>
+        </w:rPr>
+        <w:tab/>
+        <w:t>"Replacement time": 237.52</w:t>
       </w:r>
       <w:r>
         <w:rPr>
@@ -272,102 +313,36 @@
           <w:lang w:val="en-US"/>
         </w:rPr>
         <w:tab/>
-        <w:t>"Component name": "</w:t>
-      </w:r>
-      <w:r>
-        <w:rPr>
-          <w:lang w:val="en-US"/>
-        </w:rPr>
-        <w:t>MONTAGE</w:t>
-      </w:r>
-      <w:r>
-        <w:rPr>
-          <w:lang w:val="en-US"/>
-        </w:rPr>
-        <w:t>",</w:t>
-      </w:r>
-    </w:p>
-    <w:p>
-      <w:pPr>
-        <w:rPr>
-          <w:lang w:val="en-US"/>
-        </w:rPr>
-      </w:pPr>
-      <w:r>
-        <w:rPr>
-          <w:lang w:val="en-US"/>
-        </w:rPr>
-        <w:tab/>
-      </w:r>
-      <w:r>
-        <w:rPr>
-          <w:lang w:val="en-US"/>
-        </w:rPr>
-        <w:tab/>
-      </w:r>
-      <w:r>
-        <w:rPr>
-          <w:lang w:val="en-US"/>
-        </w:rPr>
-        <w:tab/>
-      </w:r>
-      <w:r>
-        <w:rPr>
-          <w:lang w:val="en-US"/>
-        </w:rPr>
-        <w:tab/>
-        <w:t xml:space="preserve">"Replacement time": </w:t>
-      </w:r>
-      <w:r>
-        <w:rPr>
-          <w:lang w:val="en-US"/>
-        </w:rPr>
-        <w:t>23</w:t>
-      </w:r>
-      <w:r>
-        <w:rPr>
-          <w:lang w:val="en-US"/>
-        </w:rPr>
-        <w:t>7.52</w:t>
-      </w:r>
-    </w:p>
-    <w:p>
-      <w:r>
-        <w:rPr>
-          <w:lang w:val="en-US"/>
-        </w:rPr>
-        <w:tab/>
-      </w:r>
-      <w:r>
-        <w:rPr>
-          <w:lang w:val="en-US"/>
-        </w:rPr>
-        <w:tab/>
-      </w:r>
-      <w:r>
-        <w:rPr>
-          <w:lang w:val="en-US"/>
-        </w:rPr>
-        <w:tab/>
-      </w:r>
-      <w:r>
-        <w:rPr>
-          <w:lang w:val="en-US"/>
-        </w:rPr>
-        <w:tab/>
-      </w:r>
-      <w:r>
+      </w:r>
+      <w:r>
+        <w:rPr>
+          <w:lang w:val="en-US"/>
+        </w:rPr>
         <w:t>"Duration": 1.235</w:t>
       </w:r>
     </w:p>
     <w:p>
-      <w:r>
-        <w:tab/>
-      </w:r>
-      <w:r>
-        <w:tab/>
-      </w:r>
-      <w:r>
+      <w:pPr>
+        <w:rPr>
+          <w:lang w:val="en-US"/>
+        </w:rPr>
+      </w:pPr>
+      <w:r>
+        <w:rPr>
+          <w:lang w:val="en-US"/>
+        </w:rPr>
+        <w:tab/>
+      </w:r>
+      <w:r>
+        <w:rPr>
+          <w:lang w:val="en-US"/>
+        </w:rPr>
+        <w:tab/>
+      </w:r>
+      <w:r>
+        <w:rPr>
+          <w:lang w:val="en-US"/>
+        </w:rPr>
         <w:tab/>
         <w:t>},</w:t>
       </w:r>
@@ -415,13 +390,7 @@
           <w:lang w:val="en-US"/>
         </w:rPr>
         <w:tab/>
-        <w:t xml:space="preserve">       </w:t>
-      </w:r>
-      <w:r>
-        <w:rPr>
-          <w:lang w:val="en-US"/>
-        </w:rPr>
-        <w:t>],</w:t>
+        <w:t xml:space="preserve">       ],</w:t>
       </w:r>
     </w:p>
     <w:p>
@@ -480,19 +449,7 @@
         <w:rPr>
           <w:lang w:val="en-US"/>
         </w:rPr>
-        <w:t xml:space="preserve">                            </w:t>
-      </w:r>
-      <w:r>
-        <w:rPr>
-          <w:lang w:val="en-US"/>
-        </w:rPr>
-        <w:t xml:space="preserve">           </w:t>
-      </w:r>
-      <w:r>
-        <w:rPr>
-          <w:lang w:val="en-US"/>
-        </w:rPr>
-        <w:t>],</w:t>
+        <w:t xml:space="preserve">                                       ],</w:t>
       </w:r>
     </w:p>
     <w:p>
@@ -545,19 +502,7 @@
         <w:rPr>
           <w:lang w:val="en-US"/>
         </w:rPr>
-        <w:t xml:space="preserve">                            </w:t>
-      </w:r>
-      <w:r>
-        <w:rPr>
-          <w:lang w:val="en-US"/>
-        </w:rPr>
-        <w:t xml:space="preserve">           </w:t>
-      </w:r>
-      <w:r>
-        <w:rPr>
-          <w:lang w:val="en-US"/>
-        </w:rPr>
-        <w:t>],</w:t>
+        <w:t xml:space="preserve">                                       ],</w:t>
       </w:r>
     </w:p>
     <w:p>

--- a/output-format.docx
+++ b/output-format.docx
@@ -116,6 +116,67 @@
           <w:lang w:val="en-US"/>
         </w:rPr>
         <w:tab/>
+      </w:r>
+      <w:r>
+        <w:rPr>
+          <w:lang w:val="en-US"/>
+        </w:rPr>
+        <w:t xml:space="preserve">"Component </w:t>
+      </w:r>
+      <w:r>
+        <w:rPr>
+          <w:lang w:val="en-US"/>
+        </w:rPr>
+        <w:t>name</w:t>
+      </w:r>
+      <w:r>
+        <w:rPr>
+          <w:lang w:val="en-US"/>
+        </w:rPr>
+        <w:t>" : "</w:t>
+      </w:r>
+      <w:r>
+        <w:rPr>
+          <w:lang w:val="en-US"/>
+        </w:rPr>
+        <w:t>POST09</w:t>
+      </w:r>
+      <w:r>
+        <w:rPr>
+          <w:lang w:val="en-US"/>
+        </w:rPr>
+        <w:t>",</w:t>
+      </w:r>
+    </w:p>
+    <w:p>
+      <w:pPr>
+        <w:rPr>
+          <w:lang w:val="en-US"/>
+        </w:rPr>
+      </w:pPr>
+      <w:r>
+        <w:rPr>
+          <w:lang w:val="en-US"/>
+        </w:rPr>
+        <w:tab/>
+      </w:r>
+      <w:r>
+        <w:rPr>
+          <w:lang w:val="en-US"/>
+        </w:rPr>
+        <w:tab/>
+      </w:r>
+      <w:r>
+        <w:rPr>
+          <w:lang w:val="en-US"/>
+        </w:rPr>
+        <w:tab/>
+      </w:r>
+      <w:r>
+        <w:rPr>
+          <w:lang w:val="en-US"/>
+        </w:rPr>
+        <w:tab/>
         <w:t>"Replacement time": 137.52</w:t>
       </w:r>
       <w:r>
@@ -244,6 +305,44 @@
         </w:rPr>
         <w:tab/>
         <w:t>"Component ID": 1,</w:t>
+      </w:r>
+    </w:p>
+    <w:p>
+      <w:pPr>
+        <w:ind w:left="2124" w:firstLine="708"/>
+        <w:rPr>
+          <w:lang w:val="en-US"/>
+        </w:rPr>
+      </w:pPr>
+      <w:r>
+        <w:rPr>
+          <w:lang w:val="en-US"/>
+        </w:rPr>
+        <w:t xml:space="preserve">"Component </w:t>
+      </w:r>
+      <w:r>
+        <w:rPr>
+          <w:lang w:val="en-US"/>
+        </w:rPr>
+        <w:t>name</w:t>
+      </w:r>
+      <w:r>
+        <w:rPr>
+          <w:lang w:val="en-US"/>
+        </w:rPr>
+        <w:t>": "</w:t>
+      </w:r>
+      <w:r>
+        <w:rPr>
+          <w:lang w:val="en-US"/>
+        </w:rPr>
+        <w:t>CONNECTEURS</w:t>
+      </w:r>
+      <w:r>
+        <w:rPr>
+          <w:lang w:val="en-US"/>
+        </w:rPr>
+        <w:t>",</w:t>
       </w:r>
     </w:p>
     <w:p>
